--- a/manuscript/submission/Manuscript_Tau_Borophene_JMM.docx
+++ b/manuscript/submission/Manuscript_Tau_Borophene_JMM.docx
@@ -2411,7 +2411,39 @@
       </w:r>
       <w:r>
         <w:rPr/>
-        <w:t xml:space="preserve">; Table 2, Fig. 7). Only 0.4% of 1,000 permuted targets did as well, so the signal is real, but it is weak and uneven: the outer-fold </w:t>
+        <w:t xml:space="preserve">; Table 2, Fig. 7). Only 3 of 1,000 permuted targets gave a </w:t>
+      </w:r>
+      <w:r>
+        <w:rPr>
+          <w:i/>
+        </w:rPr>
+        <w:t>Q</w:t>
+      </w:r>
+      <w:r>
+        <w:rPr>
+          <w:vertAlign w:val="superscript"/>
+        </w:rPr>
+        <w:t>2</w:t>
+      </w:r>
+      <w:r>
+        <w:rPr>
+          <w:vertAlign w:val="subscript"/>
+        </w:rPr>
+        <w:t>CV</w:t>
+      </w:r>
+      <w:r>
+        <w:rPr/>
+        <w:t xml:space="preserve"> as high (</w:t>
+      </w:r>
+      <w:r>
+        <w:rPr>
+          <w:i/>
+        </w:rPr>
+        <w:t>p</w:t>
+      </w:r>
+      <w:r>
+        <w:rPr/>
+        <w:t xml:space="preserve"> = 0.004), so the signal is real, but it is weak and uneven: the outer-fold </w:t>
       </w:r>
       <w:r>
         <w:rPr>

--- a/manuscript/submission/Manuscript_Tau_Borophene_JMM.docx
+++ b/manuscript/submission/Manuscript_Tau_Borophene_JMM.docx
@@ -112,7 +112,7 @@
       </w:r>
       <w:r>
         <w:rPr/>
-        <w:t xml:space="preserve"> borophene, a candidate carrier. Docking into the ligand-free fibril does not reproduce the tracer pose (RMSD 6.7 and 6.3 Å); the docking scores are therefore exploratory. An unconstrained finite borophene flake collapses into a compact boron cluster during adsorption, so the carrier was modelled as a planar B</w:t>
+        <w:t xml:space="preserve"> borophene. Docking into the ligand-free fibril does not reproduce the tracer pose (root-mean-square deviation 6.7 and 6.3 Å); the docking scores are therefore exploratory. An unconstrained finite borophene flake collapses into a compact boron cluster during adsorption, so the carrier was modelled as a planar B</w:t>
       </w:r>
       <w:r>
         <w:rPr>
@@ -229,7 +229,7 @@
       </w:r>
       <w:r>
         <w:rPr/>
-        <w:t xml:space="preserve"> lattice; each drug was adsorbed from four relaxed orientations and the regime was assigned from drug–carrier bond formation. Ridge QSPR models were assessed by nested 5×5 cross-validation, 1,000-fold Y-scrambling and a leverage applicability domain.</w:t>
+        <w:t xml:space="preserve"> lattice; each drug was adsorbed from four relaxed orientations and the regime was assigned from drug–carrier bond formation. Ridge quantitative structure–property relationship (QSPR) models were assessed by nested 5×5 cross-validation, 1,000-fold Y-scrambling and a leverage applicability domain.</w:t>
       </w:r>
     </w:p>
     <w:p>
@@ -331,7 +331,7 @@
       </w:pPr>
       <w:r>
         <w:rPr/>
-        <w:t>The cohort comprises 29 compounds. Every structure was retrieved from PubChem by name [15] and its identity checked by InChIKey (Table S1). Counter-ions were removed and acids and bases neutralised where a neutral form exists; the phenothiazinium dyes and thioflavin T keep their permanent positive charge. Thioflavin S, a mixture of sulfonated oligomers rather than a single compound, was excluded, leaving 28 drugs in four families: 8 dyes and imaging probes, 11 polyphenols, 4 aggregation or kinase modulators and 5 symptomatic Alzheimer drugs.</w:t>
+        <w:t>The cohort comprises 29 compounds. Every structure was retrieved from PubChem by name [15] and its identity checked by InChIKey (Online Resource 1, Table S1). Counter-ions were removed and acids and bases neutralised where a neutral form exists; the phenothiazinium dyes and thioflavin T keep their permanent positive charge. Thioflavin S, a mixture of sulfonated oligomers rather than a single compound, was excluded, leaving 28 drugs in four families: 8 dyes and imaging probes, 11 polyphenols, 4 aggregation or kinase modulators and 5 symptomatic Alzheimer drugs.</w:t>
       </w:r>
     </w:p>
     <w:p>
@@ -670,6 +670,24 @@
       <w:r>
         <w:rPr/>
         <w:t>, standardised residuals within ±3).</w:t>
+      </w:r>
+    </w:p>
+    <w:p>
+      <w:pPr>
+        <w:pStyle w:val="Heading2"/>
+      </w:pPr>
+      <w:r>
+        <w:rPr/>
+        <w:t>Use of AI tools</w:t>
+      </w:r>
+    </w:p>
+    <w:p>
+      <w:r>
+        <w:rPr>
+          <w:b/>
+          <w:highlight w:val="yellow"/>
+        </w:rPr>
+        <w:t>[AUTHOR TO COMPLETE BEFORE SUBMISSION: statement on the use of AI tools in this work, as required by the journal (Springer policy: use of large language models beyond copy editing must be documented in the Methods).]</w:t>
       </w:r>
     </w:p>
     <w:p>
@@ -766,7 +784,7 @@
         <w:rPr>
           <w:sz w:val="20"/>
         </w:rPr>
-        <w:t xml:space="preserve"> borophene model, GFN2-xTB adsorption, and the QSPR model with its validation. The inset of the last stage is the out-of-fold parity plot of Fig. 7a.</w:t>
+        <w:t xml:space="preserve"> borophene model, GFN2-xTB adsorption, and the QSPR model with its validation. The inset of the last stage is the out-of-fold parity plot of Fig. 7a</w:t>
       </w:r>
     </w:p>
     <w:p>
@@ -896,7 +914,7 @@
         <w:rPr>
           <w:sz w:val="20"/>
         </w:rPr>
-        <w:t xml:space="preserve"> Percentage of the 28 drugs whose top pose contacts each residue (light bars, any heavy atom within 4.0 Å; dark bars, N/O pairs within 3.5 Å).</w:t>
+        <w:t xml:space="preserve"> Percentage of the 28 drugs whose top pose contacts each residue (light bars, any heavy atom within 4.0 Å; dark bars, N/O pairs within 3.5 Å)</w:t>
       </w:r>
     </w:p>
     <w:p>
@@ -1020,7 +1038,7 @@
         <w:rPr>
           <w:sz w:val="20"/>
         </w:rPr>
-        <w:t xml:space="preserve"> sheet against the Vina score; open symbols, chemisorbed complexes.</w:t>
+        <w:t xml:space="preserve"> sheet against the Vina score; open symbols, chemisorbed complexes</w:t>
       </w:r>
     </w:p>
     <w:p>
@@ -1199,7 +1217,7 @@
         <w:rPr>
           <w:sz w:val="20"/>
         </w:rPr>
-        <w:t xml:space="preserve"> GFN2-xTB HOMO (circles) and LUMO (squares) of the relaxed drugs, sorted by gap and coloured by family; dashed line, Fermi level of the sheet.</w:t>
+        <w:t xml:space="preserve"> GFN2-xTB HOMO (circles) and LUMO (squares) of the relaxed drugs, sorted by gap and coloured by family; dashed line, Fermi level of the sheet</w:t>
       </w:r>
     </w:p>
     <w:p>
@@ -1512,7 +1530,7 @@
         <w:rPr>
           <w:sz w:val="20"/>
         </w:rPr>
-        <w:t xml:space="preserve"> by family; boxes show the median and interquartile range.</w:t>
+        <w:t xml:space="preserve"> by family; boxes show the median and interquartile range</w:t>
       </w:r>
     </w:p>
     <w:p>
@@ -1616,7 +1634,7 @@
         <w:rPr>
           <w:sz w:val="20"/>
         </w:rPr>
-        <w:t xml:space="preserve"> Congo Red, which transferred a proton to the sheet. Colours: B pink, C grey, N blue, O red, S yellow, H white.</w:t>
+        <w:t xml:space="preserve"> Congo Red, which transferred a proton to the sheet. Colours: B pink, C grey, N blue, O red, S yellow, H white</w:t>
       </w:r>
     </w:p>
     <w:p>
@@ -2640,7 +2658,7 @@
         <w:rPr>
           <w:sz w:val="20"/>
         </w:rPr>
-        <w:t xml:space="preserve"> over 1,000 permuted targets, with the value of the model.</w:t>
+        <w:t xml:space="preserve"> over 1,000 permuted targets, with the value of the model</w:t>
       </w:r>
     </w:p>
     <w:p>
@@ -3285,167 +3303,6 @@
       </w:pPr>
       <w:r>
         <w:rPr/>
-        <w:t>Declarations</w:t>
-      </w:r>
-    </w:p>
-    <w:p>
-      <w:pPr>
-        <w:jc w:val="both"/>
-      </w:pPr>
-      <w:r>
-        <w:rPr>
-          <w:b/>
-        </w:rPr>
-        <w:t>Author contribution</w:t>
-      </w:r>
-      <w:r>
-        <w:rPr/>
-        <w:t xml:space="preserve"> </w:t>
-      </w:r>
-      <w:r>
-        <w:rPr/>
-        <w:t>Andrés Monreal Hernández conceived the study, performed all calculations and analyses, and wrote the manuscript.</w:t>
-      </w:r>
-    </w:p>
-    <w:p>
-      <w:pPr>
-        <w:jc w:val="both"/>
-      </w:pPr>
-      <w:r>
-        <w:rPr>
-          <w:b/>
-        </w:rPr>
-        <w:t>Funding</w:t>
-      </w:r>
-      <w:r>
-        <w:rPr/>
-        <w:t xml:space="preserve"> </w:t>
-      </w:r>
-      <w:r>
-        <w:rPr/>
-        <w:t>No funding was received for this work.</w:t>
-      </w:r>
-    </w:p>
-    <w:p>
-      <w:pPr>
-        <w:jc w:val="both"/>
-      </w:pPr>
-      <w:r>
-        <w:rPr>
-          <w:b/>
-        </w:rPr>
-        <w:t>Data availability</w:t>
-      </w:r>
-      <w:r>
-        <w:rPr/>
-        <w:t xml:space="preserve"> </w:t>
-      </w:r>
-      <w:r>
-        <w:rPr/>
-        <w:t>All input structures, relaxed geometries, docking poses, xtb outputs and result tables are available at https://github.com/sircalch/borophene-alzheimer-tau-ai.</w:t>
-      </w:r>
-    </w:p>
-    <w:p>
-      <w:pPr>
-        <w:jc w:val="both"/>
-      </w:pPr>
-      <w:r>
-        <w:rPr>
-          <w:b/>
-        </w:rPr>
-        <w:t>Code availability</w:t>
-      </w:r>
-      <w:r>
-        <w:rPr/>
-        <w:t xml:space="preserve"> </w:t>
-      </w:r>
-      <w:r>
-        <w:rPr/>
-        <w:t>The complete pipeline, which regenerates every number, table and figure of this article from the raw inputs, is available at https://github.com/sircalch/borophene-alzheimer-tau-ai under the MIT licence. Software: xtb 6.7.1, AutoDock Vina 1.2.7, Meeko, RDKit, PDBFixer/OpenMM, scikit-learn, PyMOL (open source).</w:t>
-      </w:r>
-    </w:p>
-    <w:p>
-      <w:pPr>
-        <w:jc w:val="both"/>
-      </w:pPr>
-      <w:r>
-        <w:rPr>
-          <w:b/>
-        </w:rPr>
-        <w:t>Ethics approval</w:t>
-      </w:r>
-      <w:r>
-        <w:rPr/>
-        <w:t xml:space="preserve"> </w:t>
-      </w:r>
-      <w:r>
-        <w:rPr/>
-        <w:t>Not applicable.</w:t>
-      </w:r>
-    </w:p>
-    <w:p>
-      <w:pPr>
-        <w:jc w:val="both"/>
-      </w:pPr>
-      <w:r>
-        <w:rPr>
-          <w:b/>
-        </w:rPr>
-        <w:t>Consent to participate</w:t>
-      </w:r>
-      <w:r>
-        <w:rPr/>
-        <w:t xml:space="preserve"> </w:t>
-      </w:r>
-      <w:r>
-        <w:rPr/>
-        <w:t>Not applicable.</w:t>
-      </w:r>
-    </w:p>
-    <w:p>
-      <w:pPr>
-        <w:jc w:val="both"/>
-      </w:pPr>
-      <w:r>
-        <w:rPr>
-          <w:b/>
-        </w:rPr>
-        <w:t>Consent for publication</w:t>
-      </w:r>
-      <w:r>
-        <w:rPr/>
-        <w:t xml:space="preserve"> </w:t>
-      </w:r>
-      <w:r>
-        <w:rPr/>
-        <w:t>Not applicable.</w:t>
-      </w:r>
-    </w:p>
-    <w:p>
-      <w:pPr>
-        <w:jc w:val="both"/>
-      </w:pPr>
-      <w:r>
-        <w:rPr>
-          <w:b/>
-        </w:rPr>
-        <w:t>Competing interests</w:t>
-      </w:r>
-      <w:r>
-        <w:rPr/>
-        <w:t xml:space="preserve"> </w:t>
-      </w:r>
-      <w:r>
-        <w:rPr/>
-        <w:t>The author declares no competing interests.</w:t>
-      </w:r>
-    </w:p>
-    <w:p>
-      <w:pPr>
-        <w:pStyle w:val="Heading1"/>
-      </w:pPr>
-      <w:r>
-        <w:rPr/>
         <w:t>References</w:t>
       </w:r>
     </w:p>
@@ -3831,6 +3688,167 @@
           <w:sz w:val="20"/>
         </w:rPr>
         <w:t>32. Kitchen DB, Decornez H, Furr JR, Bajorath J (2004) Docking and scoring in virtual screening for drug discovery: methods and applications. Nat Rev Drug Discov 3:935–949. https://doi.org/10.1038/nrd1549</w:t>
+      </w:r>
+    </w:p>
+    <w:p>
+      <w:pPr>
+        <w:pStyle w:val="Heading1"/>
+      </w:pPr>
+      <w:r>
+        <w:rPr/>
+        <w:t>Statements and Declarations</w:t>
+      </w:r>
+    </w:p>
+    <w:p>
+      <w:pPr>
+        <w:jc w:val="both"/>
+      </w:pPr>
+      <w:r>
+        <w:rPr>
+          <w:b/>
+        </w:rPr>
+        <w:t>Author contribution</w:t>
+      </w:r>
+      <w:r>
+        <w:rPr/>
+        <w:t xml:space="preserve"> </w:t>
+      </w:r>
+      <w:r>
+        <w:rPr/>
+        <w:t>Andrés Monreal Hernández conceived the study, performed all calculations and analyses, and wrote the manuscript.</w:t>
+      </w:r>
+    </w:p>
+    <w:p>
+      <w:pPr>
+        <w:jc w:val="both"/>
+      </w:pPr>
+      <w:r>
+        <w:rPr>
+          <w:b/>
+        </w:rPr>
+        <w:t>Funding</w:t>
+      </w:r>
+      <w:r>
+        <w:rPr/>
+        <w:t xml:space="preserve"> </w:t>
+      </w:r>
+      <w:r>
+        <w:rPr/>
+        <w:t>No funding was received for this work.</w:t>
+      </w:r>
+    </w:p>
+    <w:p>
+      <w:pPr>
+        <w:jc w:val="both"/>
+      </w:pPr>
+      <w:r>
+        <w:rPr>
+          <w:b/>
+        </w:rPr>
+        <w:t>Data availability</w:t>
+      </w:r>
+      <w:r>
+        <w:rPr/>
+        <w:t xml:space="preserve"> </w:t>
+      </w:r>
+      <w:r>
+        <w:rPr/>
+        <w:t>All input structures, relaxed geometries, docking poses, xtb outputs and result tables are available at https://github.com/sircalch/borophene-alzheimer-tau-ai.</w:t>
+      </w:r>
+    </w:p>
+    <w:p>
+      <w:pPr>
+        <w:jc w:val="both"/>
+      </w:pPr>
+      <w:r>
+        <w:rPr>
+          <w:b/>
+        </w:rPr>
+        <w:t>Code availability</w:t>
+      </w:r>
+      <w:r>
+        <w:rPr/>
+        <w:t xml:space="preserve"> </w:t>
+      </w:r>
+      <w:r>
+        <w:rPr/>
+        <w:t>The complete pipeline, which regenerates every number, table and figure of this article from the raw inputs, is available at https://github.com/sircalch/borophene-alzheimer-tau-ai under the MIT licence. Software: xtb 6.7.1, AutoDock Vina 1.2.7, Meeko, RDKit, PDBFixer/OpenMM, scikit-learn, PyMOL (open source).</w:t>
+      </w:r>
+    </w:p>
+    <w:p>
+      <w:pPr>
+        <w:jc w:val="both"/>
+      </w:pPr>
+      <w:r>
+        <w:rPr>
+          <w:b/>
+        </w:rPr>
+        <w:t>Ethics approval</w:t>
+      </w:r>
+      <w:r>
+        <w:rPr/>
+        <w:t xml:space="preserve"> </w:t>
+      </w:r>
+      <w:r>
+        <w:rPr/>
+        <w:t>Not applicable.</w:t>
+      </w:r>
+    </w:p>
+    <w:p>
+      <w:pPr>
+        <w:jc w:val="both"/>
+      </w:pPr>
+      <w:r>
+        <w:rPr>
+          <w:b/>
+        </w:rPr>
+        <w:t>Consent to participate</w:t>
+      </w:r>
+      <w:r>
+        <w:rPr/>
+        <w:t xml:space="preserve"> </w:t>
+      </w:r>
+      <w:r>
+        <w:rPr/>
+        <w:t>Not applicable.</w:t>
+      </w:r>
+    </w:p>
+    <w:p>
+      <w:pPr>
+        <w:jc w:val="both"/>
+      </w:pPr>
+      <w:r>
+        <w:rPr>
+          <w:b/>
+        </w:rPr>
+        <w:t>Consent for publication</w:t>
+      </w:r>
+      <w:r>
+        <w:rPr/>
+        <w:t xml:space="preserve"> </w:t>
+      </w:r>
+      <w:r>
+        <w:rPr/>
+        <w:t>Not applicable.</w:t>
+      </w:r>
+    </w:p>
+    <w:p>
+      <w:pPr>
+        <w:jc w:val="both"/>
+      </w:pPr>
+      <w:r>
+        <w:rPr>
+          <w:b/>
+        </w:rPr>
+        <w:t>Competing interests</w:t>
+      </w:r>
+      <w:r>
+        <w:rPr/>
+        <w:t xml:space="preserve"> </w:t>
+      </w:r>
+      <w:r>
+        <w:rPr/>
+        <w:t>The author declares no competing interests.</w:t>
       </w:r>
     </w:p>
     <w:sectPr>

--- a/manuscript/submission/Manuscript_Tau_Borophene_JMM.docx
+++ b/manuscript/submission/Manuscript_Tau_Borophene_JMM.docx
@@ -717,7 +717,7 @@
       <w:r>
         <w:drawing>
           <wp:inline xmlns:a="http://schemas.openxmlformats.org/drawingml/2006/main" xmlns:pic="http://schemas.openxmlformats.org/drawingml/2006/picture">
-            <wp:extent cx="6264000" cy="2112244"/>
+            <wp:extent cx="6264000" cy="2124578"/>
             <wp:docPr id="1" name="Picture 1"/>
             <wp:cNvGraphicFramePr>
               <a:graphicFrameLocks noChangeAspect="1"/>
@@ -738,7 +738,7 @@
                   <pic:spPr>
                     <a:xfrm>
                       <a:off x="0" y="0"/>
-                      <a:ext cx="6264000" cy="2112244"/>
+                      <a:ext cx="6264000" cy="2124578"/>
                     </a:xfrm>
                     <a:prstGeom prst="rect"/>
                   </pic:spPr>
@@ -834,7 +834,7 @@
       <w:r>
         <w:drawing>
           <wp:inline xmlns:a="http://schemas.openxmlformats.org/drawingml/2006/main" xmlns:pic="http://schemas.openxmlformats.org/drawingml/2006/picture">
-            <wp:extent cx="6264000" cy="2917458"/>
+            <wp:extent cx="6264000" cy="2930142"/>
             <wp:docPr id="2" name="Picture 2"/>
             <wp:cNvGraphicFramePr>
               <a:graphicFrameLocks noChangeAspect="1"/>
@@ -855,7 +855,7 @@
                   <pic:spPr>
                     <a:xfrm>
                       <a:off x="0" y="0"/>
-                      <a:ext cx="6264000" cy="2917458"/>
+                      <a:ext cx="6264000" cy="2930142"/>
                     </a:xfrm>
                     <a:prstGeom prst="rect"/>
                   </pic:spPr>
@@ -925,7 +925,7 @@
       <w:r>
         <w:drawing>
           <wp:inline xmlns:a="http://schemas.openxmlformats.org/drawingml/2006/main" xmlns:pic="http://schemas.openxmlformats.org/drawingml/2006/picture">
-            <wp:extent cx="6264000" cy="3265678"/>
+            <wp:extent cx="6264000" cy="3284599"/>
             <wp:docPr id="3" name="Picture 3"/>
             <wp:cNvGraphicFramePr>
               <a:graphicFrameLocks noChangeAspect="1"/>
@@ -946,7 +946,7 @@
                   <pic:spPr>
                     <a:xfrm>
                       <a:off x="0" y="0"/>
-                      <a:ext cx="6264000" cy="3265678"/>
+                      <a:ext cx="6264000" cy="3284599"/>
                     </a:xfrm>
                     <a:prstGeom prst="rect"/>
                   </pic:spPr>
@@ -1098,7 +1098,7 @@
       <w:r>
         <w:drawing>
           <wp:inline xmlns:a="http://schemas.openxmlformats.org/drawingml/2006/main" xmlns:pic="http://schemas.openxmlformats.org/drawingml/2006/picture">
-            <wp:extent cx="6264000" cy="2716317"/>
+            <wp:extent cx="6264000" cy="2884310"/>
             <wp:docPr id="4" name="Picture 4"/>
             <wp:cNvGraphicFramePr>
               <a:graphicFrameLocks noChangeAspect="1"/>
@@ -1119,7 +1119,7 @@
                   <pic:spPr>
                     <a:xfrm>
                       <a:off x="0" y="0"/>
-                      <a:ext cx="6264000" cy="2716317"/>
+                      <a:ext cx="6264000" cy="2884310"/>
                     </a:xfrm>
                     <a:prstGeom prst="rect"/>
                   </pic:spPr>
@@ -1397,7 +1397,7 @@
       <w:r>
         <w:drawing>
           <wp:inline xmlns:a="http://schemas.openxmlformats.org/drawingml/2006/main" xmlns:pic="http://schemas.openxmlformats.org/drawingml/2006/picture">
-            <wp:extent cx="6264000" cy="2848912"/>
+            <wp:extent cx="6264000" cy="2870849"/>
             <wp:docPr id="5" name="Picture 5"/>
             <wp:cNvGraphicFramePr>
               <a:graphicFrameLocks noChangeAspect="1"/>
@@ -1418,7 +1418,7 @@
                   <pic:spPr>
                     <a:xfrm>
                       <a:off x="0" y="0"/>
-                      <a:ext cx="6264000" cy="2848912"/>
+                      <a:ext cx="6264000" cy="2870849"/>
                     </a:xfrm>
                     <a:prstGeom prst="rect"/>
                   </pic:spPr>
@@ -1541,7 +1541,7 @@
       <w:r>
         <w:drawing>
           <wp:inline xmlns:a="http://schemas.openxmlformats.org/drawingml/2006/main" xmlns:pic="http://schemas.openxmlformats.org/drawingml/2006/picture">
-            <wp:extent cx="6264000" cy="2156523"/>
+            <wp:extent cx="6264000" cy="2170558"/>
             <wp:docPr id="6" name="Picture 6"/>
             <wp:cNvGraphicFramePr>
               <a:graphicFrameLocks noChangeAspect="1"/>
@@ -1562,7 +1562,7 @@
                   <pic:spPr>
                     <a:xfrm>
                       <a:off x="0" y="0"/>
-                      <a:ext cx="6264000" cy="2156523"/>
+                      <a:ext cx="6264000" cy="2170558"/>
                     </a:xfrm>
                     <a:prstGeom prst="rect"/>
                   </pic:spPr>
@@ -2498,7 +2498,7 @@
       <w:r>
         <w:drawing>
           <wp:inline xmlns:a="http://schemas.openxmlformats.org/drawingml/2006/main" xmlns:pic="http://schemas.openxmlformats.org/drawingml/2006/picture">
-            <wp:extent cx="6264000" cy="2522757"/>
+            <wp:extent cx="6264000" cy="2514300"/>
             <wp:docPr id="7" name="Picture 7"/>
             <wp:cNvGraphicFramePr>
               <a:graphicFrameLocks noChangeAspect="1"/>
@@ -2519,7 +2519,7 @@
                   <pic:spPr>
                     <a:xfrm>
                       <a:off x="0" y="0"/>
-                      <a:ext cx="6264000" cy="2522757"/>
+                      <a:ext cx="6264000" cy="2514300"/>
                     </a:xfrm>
                     <a:prstGeom prst="rect"/>
                   </pic:spPr>

--- a/manuscript/submission/Manuscript_Tau_Borophene_JMM.docx
+++ b/manuscript/submission/Manuscript_Tau_Borophene_JMM.docx
@@ -409,7 +409,7 @@
       </w:r>
       <w:r>
         <w:rPr/>
-        <w:t>, so that the computed binding energies were dominated by the reconstruction of the carrier. Because borophene exists only on a supporting metal, which holds it planar [13, 14], the carrier was rebuilt as a substrate-supported sheet. A planar β</w:t>
+        <w:t xml:space="preserve"> (Table S2), so that the computed binding energies were dominated by the reconstruction of the carrier. Because borophene exists only on a supporting metal, which holds it planar [13, 14], the carrier was rebuilt as a substrate-supported sheet. A planar β</w:t>
       </w:r>
       <w:r>
         <w:rPr>
@@ -598,7 +598,7 @@
       </w:r>
       <w:r>
         <w:rPr/>
-        <w:t xml:space="preserve"> below the initial planar geometry). A complex was classed as chemisorbed when at least one drug–carrier pair was closer than 1.15 times the sum of the covalent radii. The bonding of every drug was compared before and after adsorption to detect proton transfer or bond breaking.</w:t>
+        <w:t xml:space="preserve"> below the initial planar geometry; Table S4). A complex was classed as chemisorbed when at least one drug–carrier pair was closer than 1.15 times the sum of the covalent radii. The bonding of every drug was compared before and after adsorption to detect proton transfer or bond breaking.</w:t>
       </w:r>
     </w:p>
     <w:p>
@@ -803,7 +803,7 @@
       </w:pPr>
       <w:r>
         <w:rPr/>
-        <w:t>Redocking shows how far docking into a fibril can be trusted. Into the ligand-free fibril, GTP-1 docked 6.7 Å (cryo-EM conformation) and 6.3 Å (from SMILES) away from its observed pose, both outside the usual 2 Å criterion. With the neighbouring GTP-1 copies of the stack kept, the cryo-EM conformation was recovered at 0.71 Å, whereas the ligand rebuilt from SMILES reached 2.81 Å (Fig. 2a). The observed pose therefore depends on stacking against the ligands above and below it, which a single-ligand docking into the empty cleft does not reproduce [11]. The cohort scores reported below were obtained on the ligand-free fibril and are an exploratory ranking of how well each drug fits the cleft, not predicted binding modes.</w:t>
+        <w:t>Redocking shows how far docking into a fibril can be trusted. Into the ligand-free fibril, GTP-1 docked 6.7 Å (cryo-EM conformation) and 6.3 Å (from SMILES) away from its observed pose, both outside the usual 2 Å criterion. With the neighbouring GTP-1 copies of the stack kept, the cryo-EM conformation was recovered at 0.71 Å, whereas the ligand rebuilt from SMILES reached 2.81 Å (Fig. 2a; Table S5). The observed pose therefore depends on stacking against the ligands above and below it, which a single-ligand docking into the empty cleft does not reproduce [11]. The cohort scores reported below were obtained on the ligand-free fibril and are an exploratory ranking of how well each drug fits the cleft, not predicted binding modes.</w:t>
       </w:r>
     </w:p>
     <w:p>
@@ -2349,7 +2349,7 @@
         <w:rPr>
           <w:sz w:val="17"/>
         </w:rPr>
-        <w:t>, median. Per-drug values are in Table S2.</w:t>
+        <w:t>, median. Per-drug values are in Table S6.</w:t>
       </w:r>
     </w:p>
     <w:p>

--- a/manuscript/submission/Manuscript_Tau_Borophene_JMM.docx
+++ b/manuscript/submission/Manuscript_Tau_Borophene_JMM.docx
@@ -112,7 +112,7 @@
       </w:r>
       <w:r>
         <w:rPr/>
-        <w:t xml:space="preserve"> borophene. Docking into the ligand-free fibril does not reproduce the tracer pose (root-mean-square deviation 6.7 and 6.3 Å); the docking scores are therefore exploratory. An unconstrained finite borophene flake collapses into a compact boron cluster during adsorption, so the carrier was modelled as a planar B</w:t>
+        <w:t xml:space="preserve"> borophene. Docking into the ligand-free fibril does not reproduce the tracer pose (root-mean-square deviation 6.7 and 6.3 Å); the docking scores are therefore exploratory. An unconstrained borophene flake reconstructs into a compact cluster during adsorption, so the carrier was modelled as a planar B</w:t>
       </w:r>
       <w:r>
         <w:rPr>
@@ -399,7 +399,7 @@
       </w:r>
       <w:r>
         <w:rPr/>
-        <w:t xml:space="preserve"> flake relaxed without constraints, was a local minimum (no imaginary frequencies) but not a stable carrier: in every adsorption complex it contracted into a more compact boron cluster, lowering its own energy by up to 110.7 kcal mol</w:t>
+        <w:t xml:space="preserve"> flake relaxed without constraints, was a local minimum (no imaginary frequencies) but not a stable carrier: in 17 of 28 adsorption complexes its energy fell below that of the isolated flake as it contracted toward a more compact boron cluster, by up to 110.7 kcal mol</w:t>
       </w:r>
       <w:r>
         <w:rPr>
@@ -409,7 +409,7 @@
       </w:r>
       <w:r>
         <w:rPr/>
-        <w:t xml:space="preserve"> (Table S2), so that the computed binding energies were dominated by the reconstruction of the carrier. Because borophene exists only on a supporting metal, which holds it planar [13, 14], the carrier was rebuilt as a substrate-supported sheet. A planar β</w:t>
+        <w:t xml:space="preserve"> (Table S2), so that the computed binding energies contained the energy of the reconstruction of the carrier. Because borophene exists only on a supporting metal, which holds it planar [13, 14], the carrier was rebuilt as a substrate-supported sheet. A planar β</w:t>
       </w:r>
       <w:r>
         <w:rPr>
@@ -1272,7 +1272,7 @@
       </w:r>
       <w:r>
         <w:rPr/>
-        <w:t>), which bind a metallic sheet through electrostatic polarisation in addition to dispersion; among neutral physisorbed drugs Δ</w:t>
+        <w:t>), consistent with electrostatic polarisation of the metallic sheet in addition to dispersion, although the energy was not decomposed; among neutral physisorbed drugs Δ</w:t>
       </w:r>
       <w:r>
         <w:rPr>
@@ -1334,7 +1334,7 @@
       </w:r>
       <w:r>
         <w:rPr/>
-        <w:t xml:space="preserve"> for dyes and probes, −54.2 for polyphenols, −32.3 for modulators and −25.1 for symptomatic drugs. In the gas phase the cation–sheet attraction is not screened; in water it would be much weaker, so the gap between cationic and neutral drugs is an upper bound.</w:t>
+        <w:t xml:space="preserve"> for dyes and probes, −54.2 for polyphenols, −32.3 for modulators and −25.1 for symptomatic drugs. In the gas phase the cation–sheet attraction is not screened; in water it would be weaker, so the gap between cationic and neutral drugs is likely overestimated here.</w:t>
       </w:r>
     </w:p>
     <w:p>
@@ -2378,7 +2378,7 @@
       </w:r>
       <w:r>
         <w:rPr/>
-        <w:t xml:space="preserve"> = 0.006; Fig. 3b). The trend is carried by the extended, planar dyes, which fit the elongated cleft and stack on the sheet, and by the small aliphatic symptomatic drugs, which do neither well; it should not be read as a mechanistic link between the two endpoints.</w:t>
+        <w:t xml:space="preserve"> = 0.006; Fig. 3b). The trend appears to come from the two ends of the cohort: the extended, planar dyes, which fit the elongated cleft and stack on the sheet, and the small aliphatic symptomatic drugs, which do neither well; it should not be read as a mechanistic link between the two endpoints.</w:t>
       </w:r>
     </w:p>
     <w:p>
@@ -3262,7 +3262,7 @@
       </w:pPr>
       <w:r>
         <w:rPr/>
-        <w:t>Docking into the ligand-free PHF of PDB 8FUG places nearly every drug on Gln351, Ser352 and Lys353, but it does not reproduce the stacked GTP-1 pose, and its scores are exploratory. A finite, unconstrained borophene flake is not a usable carrier model at the GFN2-xTB level, because it collapses during adsorption; a planar sheet held at the β</w:t>
+        <w:t>Docking into the ligand-free PHF of PDB 8FUG places nearly every drug on Gln351, Ser352 and Lys353, but it does not reproduce the stacked GTP-1 pose, and its scores are exploratory. A finite, unconstrained borophene flake is not a usable carrier model at the GFN2-xTB level, because it reconstructs during adsorption; a planar sheet held at the β</w:t>
       </w:r>
       <w:r>
         <w:rPr>

--- a/manuscript/submission/Manuscript_Tau_Borophene_JMM.docx
+++ b/manuscript/submission/Manuscript_Tau_Borophene_JMM.docx
@@ -3411,7 +3411,7 @@
         <w:rPr>
           <w:sz w:val="20"/>
         </w:rPr>
-        <w:t>9. Seidler PM, Boyer DR, Rodriguez JA, Sawaya MR, Cascio D, Murray K, Gonen T, Eisenberg DS (2018) Structure-based inhibitors of tau aggregation. Nat Chem 10:170–176. https://doi.org/10.1038/nchem.2889</w:t>
+        <w:t>9. Wobst HJ, Sharma A, Diamond MI, Wanker EE, Bieschke J (2015) The green tea polyphenol (−)-epigallocatechin gallate prevents the aggregation of tau protein into toxic oligomers at substoichiometric ratios. FEBS Lett 589:77–83. https://doi.org/10.1016/j.febslet.2014.11.026</w:t>
       </w:r>
     </w:p>
     <w:p>

--- a/manuscript/submission/Manuscript_Tau_Borophene_JMM.docx
+++ b/manuscript/submission/Manuscript_Tau_Borophene_JMM.docx
@@ -682,12 +682,13 @@
       </w:r>
     </w:p>
     <w:p>
-      <w:r>
-        <w:rPr>
-          <w:b/>
-          <w:highlight w:val="yellow"/>
-        </w:rPr>
-        <w:t>[AUTHOR TO COMPLETE BEFORE SUBMISSION: statement on the use of AI tools in this work, as required by the journal (Springer policy: use of large language models beyond copy editing must be documented in the Methods).]</w:t>
+      <w:pPr>
+        <w:ind w:firstLine="340"/>
+        <w:jc w:val="both"/>
+      </w:pPr>
+      <w:r>
+        <w:rPr/>
+        <w:t>The large language model Claude (Anthropic), used through the Claude Code interface, assisted in writing and debugging the scripts for the calculations, analyses, figures and independent re-checks of the results, in checking the references against Crossref, and in drafting and editing the text. The author designed the study, checked the code, results and text, and takes full responsibility for the content of this article.</w:t>
       </w:r>
     </w:p>
     <w:p>
